--- a/thesis/THESIS_DRAFT_REVISED_V5.docx
+++ b/thesis/THESIS_DRAFT_REVISED_V5.docx
@@ -2324,6 +2324,33 @@
               </m:sSub>
             </m:e>
           </m:nary>
+          <m:r>
+            <m:t>  </m:t>
+          </m:r>
+          <m:r>
+            <m:rPr>
+              <m:sty m:val="p"/>
+            </m:rPr>
+            <m:t>(</m:t>
+          </m:r>
+          <m:r>
+            <m:t>2</m:t>
+          </m:r>
+          <m:r>
+            <m:rPr>
+              <m:sty m:val="p"/>
+            </m:rPr>
+            <m:t>−</m:t>
+          </m:r>
+          <m:r>
+            <m:t>1</m:t>
+          </m:r>
+          <m:r>
+            <m:rPr>
+              <m:sty m:val="p"/>
+            </m:rPr>
+            <m:t>)</m:t>
+          </m:r>
         </m:oMath>
       </m:oMathPara>
     </w:p>
@@ -2536,6 +2563,33 @@
               </m:r>
             </m:sub>
           </m:sSub>
+          <m:r>
+            <m:rPr>
+              <m:sty m:val="p"/>
+            </m:rPr>
+            <m:t>)</m:t>
+          </m:r>
+          <m:r>
+            <m:t>  </m:t>
+          </m:r>
+          <m:r>
+            <m:rPr>
+              <m:sty m:val="p"/>
+            </m:rPr>
+            <m:t>(</m:t>
+          </m:r>
+          <m:r>
+            <m:t>2</m:t>
+          </m:r>
+          <m:r>
+            <m:rPr>
+              <m:sty m:val="p"/>
+            </m:rPr>
+            <m:t>−</m:t>
+          </m:r>
+          <m:r>
+            <m:t>2</m:t>
+          </m:r>
           <m:r>
             <m:rPr>
               <m:sty m:val="p"/>
@@ -2893,6 +2947,33 @@
               </m:nary>
             </m:den>
           </m:f>
+          <m:r>
+            <m:t>  </m:t>
+          </m:r>
+          <m:r>
+            <m:rPr>
+              <m:sty m:val="p"/>
+            </m:rPr>
+            <m:t>(</m:t>
+          </m:r>
+          <m:r>
+            <m:t>2</m:t>
+          </m:r>
+          <m:r>
+            <m:rPr>
+              <m:sty m:val="p"/>
+            </m:rPr>
+            <m:t>−</m:t>
+          </m:r>
+          <m:r>
+            <m:t>3</m:t>
+          </m:r>
+          <m:r>
+            <m:rPr>
+              <m:sty m:val="p"/>
+            </m:rPr>
+            <m:t>)</m:t>
+          </m:r>
         </m:oMath>
       </m:oMathPara>
     </w:p>
@@ -3569,6 +3650,33 @@
               </m:r>
             </m:sub>
           </m:sSub>
+          <m:r>
+            <m:t>  </m:t>
+          </m:r>
+          <m:r>
+            <m:rPr>
+              <m:sty m:val="p"/>
+            </m:rPr>
+            <m:t>(</m:t>
+          </m:r>
+          <m:r>
+            <m:t>2</m:t>
+          </m:r>
+          <m:r>
+            <m:rPr>
+              <m:sty m:val="p"/>
+            </m:rPr>
+            <m:t>−</m:t>
+          </m:r>
+          <m:r>
+            <m:t>4</m:t>
+          </m:r>
+          <m:r>
+            <m:rPr>
+              <m:sty m:val="p"/>
+            </m:rPr>
+            <m:t>)</m:t>
+          </m:r>
         </m:oMath>
       </m:oMathPara>
     </w:p>
@@ -4169,7 +4277,10 @@
             </m:sub>
           </m:sSub>
           <m:r>
-            <m:t> </m:t>
+            <m:t>​</m:t>
+          </m:r>
+          <m:r>
+            <m:t>  </m:t>
           </m:r>
           <m:r>
             <m:rPr>
@@ -4182,10 +4293,9 @@
           </m:r>
           <m:r>
             <m:rPr>
-              <m:nor/>
               <m:sty m:val="p"/>
             </m:rPr>
-            <m:t>-</m:t>
+            <m:t>−</m:t>
           </m:r>
           <m:r>
             <m:t>5</m:t>
@@ -4943,9 +5053,6 @@
         <w:t xml:space="preserve"> </w:t>
       </w:r>
       <w:r>
-        <w:t xml:space="preserve"> </w:t>
-      </w:r>
-      <w:r>
         <w:t xml:space="preserve"># </w:t>
       </w:r>
       <w:r>
@@ -5389,6 +5496,33 @@
             </m:rPr>
             <m:t>}</m:t>
           </m:r>
+          <m:r>
+            <m:t>  </m:t>
+          </m:r>
+          <m:r>
+            <m:rPr>
+              <m:sty m:val="p"/>
+            </m:rPr>
+            <m:t>(</m:t>
+          </m:r>
+          <m:r>
+            <m:t>3</m:t>
+          </m:r>
+          <m:r>
+            <m:rPr>
+              <m:sty m:val="p"/>
+            </m:rPr>
+            <m:t>−</m:t>
+          </m:r>
+          <m:r>
+            <m:t>1</m:t>
+          </m:r>
+          <m:r>
+            <m:rPr>
+              <m:sty m:val="p"/>
+            </m:rPr>
+            <m:t>)</m:t>
+          </m:r>
         </m:oMath>
       </m:oMathPara>
     </w:p>
@@ -5578,6 +5712,33 @@
               </m:r>
             </m:sub>
           </m:sSub>
+          <m:r>
+            <m:rPr>
+              <m:sty m:val="p"/>
+            </m:rPr>
+            <m:t>)</m:t>
+          </m:r>
+          <m:r>
+            <m:t>  </m:t>
+          </m:r>
+          <m:r>
+            <m:rPr>
+              <m:sty m:val="p"/>
+            </m:rPr>
+            <m:t>(</m:t>
+          </m:r>
+          <m:r>
+            <m:t>3</m:t>
+          </m:r>
+          <m:r>
+            <m:rPr>
+              <m:sty m:val="p"/>
+            </m:rPr>
+            <m:t>−</m:t>
+          </m:r>
+          <m:r>
+            <m:t>2</m:t>
+          </m:r>
           <m:r>
             <m:rPr>
               <m:sty m:val="p"/>
@@ -5774,6 +5935,33 @@
               </m:r>
             </m:den>
           </m:f>
+          <m:r>
+            <m:t>  </m:t>
+          </m:r>
+          <m:r>
+            <m:rPr>
+              <m:sty m:val="p"/>
+            </m:rPr>
+            <m:t>(</m:t>
+          </m:r>
+          <m:r>
+            <m:t>3</m:t>
+          </m:r>
+          <m:r>
+            <m:rPr>
+              <m:sty m:val="p"/>
+            </m:rPr>
+            <m:t>−</m:t>
+          </m:r>
+          <m:r>
+            <m:t>3</m:t>
+          </m:r>
+          <m:r>
+            <m:rPr>
+              <m:sty m:val="p"/>
+            </m:rPr>
+            <m:t>)</m:t>
+          </m:r>
         </m:oMath>
       </m:oMathPara>
     </w:p>
@@ -6500,6 +6688,33 @@
               </m:r>
             </m:e>
           </m:eqArr>
+          <m:r>
+            <m:t>  </m:t>
+          </m:r>
+          <m:r>
+            <m:rPr>
+              <m:sty m:val="p"/>
+            </m:rPr>
+            <m:t>(</m:t>
+          </m:r>
+          <m:r>
+            <m:t>3</m:t>
+          </m:r>
+          <m:r>
+            <m:rPr>
+              <m:sty m:val="p"/>
+            </m:rPr>
+            <m:t>−</m:t>
+          </m:r>
+          <m:r>
+            <m:t>4</m:t>
+          </m:r>
+          <m:r>
+            <m:rPr>
+              <m:sty m:val="p"/>
+            </m:rPr>
+            <m:t>)</m:t>
+          </m:r>
         </m:oMath>
       </m:oMathPara>
     </w:p>
@@ -6808,31 +7023,16 @@
         <w:rPr>
           <w:rFonts w:hint="eastAsia"/>
         </w:rPr>
-        <w:t xml:space="preserve">代谢组学数据中真实缺失值无法直接参与重建损失计算。本文采用</w:t>
-      </w:r>
-      <w:r>
-        <w:t xml:space="preserve"> Masked Reconstruction </w:t>
-      </w:r>
-      <w:r>
-        <w:rPr>
-          <w:rFonts w:hint="eastAsia"/>
-        </w:rPr>
-        <w:t xml:space="preserve">训练策略：</w:t>
-      </w:r>
-    </w:p>
-    <w:p>
-      <w:pPr>
-        <w:pStyle w:val="Compact"/>
-        <w:numPr>
-          <w:ilvl w:val="0"/>
-          <w:numId w:val="1001"/>
-        </w:numPr>
-      </w:pPr>
-      <w:r>
-        <w:rPr>
-          <w:rFonts w:hint="eastAsia"/>
-        </w:rPr>
-        <w:t xml:space="preserve">初始化：对输入矩阵</w:t>
+        <w:t xml:space="preserve">代谢组学数据中真实缺失值无法直接参与重建损失计算。为此，本文采用了</w:t>
+      </w:r>
+      <w:r>
+        <w:t xml:space="preserve"> Masked </w:t>
+      </w:r>
+      <w:r>
+        <w:rPr>
+          <w:rFonts w:hint="eastAsia"/>
+        </w:rPr>
+        <w:t xml:space="preserve">Reconstruction（掩码重建）训练策略。在具体实现上，首先对输入矩阵</w:t>
       </w:r>
       <w:r>
         <w:t xml:space="preserve"> </w:t>
@@ -6861,7 +7061,7 @@
         <w:rPr>
           <w:rFonts w:hint="eastAsia"/>
         </w:rPr>
-        <w:t xml:space="preserve">位置以对应列均值填充得</w:t>
+        <w:t xml:space="preserve">位置以对应列的均值进行初步填充，得到完整的输入矩阵</w:t>
       </w:r>
       <w:r>
         <w:t xml:space="preserve"> </w:t>
@@ -6885,22 +7085,10 @@
         <w:rPr>
           <w:rFonts w:hint="eastAsia"/>
         </w:rPr>
-        <w:t xml:space="preserve">，为网络提供合理的起始信号；</w:t>
-      </w:r>
-    </w:p>
-    <w:p>
-      <w:pPr>
-        <w:pStyle w:val="Compact"/>
-        <w:numPr>
-          <w:ilvl w:val="0"/>
-          <w:numId w:val="1001"/>
-        </w:numPr>
-      </w:pPr>
-      <w:r>
-        <w:rPr>
-          <w:rFonts w:hint="eastAsia"/>
-        </w:rPr>
-        <w:t xml:space="preserve">构造观测掩码：</w:t>
+        <w:t xml:space="preserve">，从而为网络前向传播提供合理的起始信号。同时，构造一个观测掩码矩阵</w:t>
+      </w:r>
+      <w:r>
+        <w:t xml:space="preserve"> </w:t>
       </w:r>
       <m:oMath>
         <m:r>
@@ -6962,7 +7150,10 @@
         <w:rPr>
           <w:rFonts w:hint="eastAsia"/>
         </w:rPr>
-        <w:t xml:space="preserve">，</w:t>
+        <w:t xml:space="preserve">，其中</w:t>
+      </w:r>
+      <w:r>
+        <w:t xml:space="preserve"> </w:t>
       </w:r>
       <m:oMath>
         <m:sSub>
@@ -6997,7 +7188,7 @@
         <w:rPr>
           <w:rFonts w:hint="eastAsia"/>
         </w:rPr>
-        <w:t xml:space="preserve">表示已知观测值，</w:t>
+        <w:t xml:space="preserve">表示该位置为已知观测值，</w:t>
       </w:r>
       <m:oMath>
         <m:sSub>
@@ -7032,22 +7223,18 @@
         <w:rPr>
           <w:rFonts w:hint="eastAsia"/>
         </w:rPr>
-        <w:t xml:space="preserve">表示缺失位置；</w:t>
-      </w:r>
-    </w:p>
-    <w:p>
-      <w:pPr>
-        <w:pStyle w:val="Compact"/>
-        <w:numPr>
-          <w:ilvl w:val="0"/>
-          <w:numId w:val="1001"/>
-        </w:numPr>
-      </w:pPr>
-      <w:r>
-        <w:rPr>
-          <w:rFonts w:hint="eastAsia"/>
-        </w:rPr>
-        <w:t xml:space="preserve">前向传播</w:t>
+        <w:t xml:space="preserve">则表示原本的缺失位置。</w:t>
+      </w:r>
+    </w:p>
+    <w:p>
+      <w:pPr>
+        <w:pStyle w:val="BodyText"/>
+      </w:pPr>
+      <w:r>
+        <w:rPr>
+          <w:rFonts w:hint="eastAsia"/>
+        </w:rPr>
+        <w:t xml:space="preserve">在模型的前向传播阶段，网络基于初填矩阵输出预测结果</w:t>
       </w:r>
       <w:r>
         <w:t xml:space="preserve"> </w:t>
@@ -7114,21 +7301,12 @@
         <w:rPr>
           <w:rFonts w:hint="eastAsia"/>
         </w:rPr>
-        <w:t xml:space="preserve">，仅在已知观测位置计算</w:t>
-      </w:r>
-      <w:r>
-        <w:t xml:space="preserve"> MSE </w:t>
-      </w:r>
-      <w:r>
-        <w:rPr>
-          <w:rFonts w:hint="eastAsia"/>
-        </w:rPr>
-        <w:t xml:space="preserve">损失：</w:t>
-      </w:r>
-    </w:p>
-    <w:p>
-      <w:pPr>
-        <w:pStyle w:val="FirstParagraph"/>
+        <w:t xml:space="preserve">。为了保证重建质量完全依赖于真实的生物学信号，损失函数仅在掩码指示的已知观测位置计算均方误差（MSE）：</w:t>
+      </w:r>
+    </w:p>
+    <w:p>
+      <w:pPr>
+        <w:pStyle w:val="BodyText"/>
       </w:pPr>
       <m:oMathPara>
         <m:oMathParaPr>
@@ -7363,31 +7541,54 @@
               </m:r>
             </m:den>
           </m:f>
+          <m:r>
+            <m:t>  </m:t>
+          </m:r>
+          <m:r>
+            <m:rPr>
+              <m:sty m:val="p"/>
+            </m:rPr>
+            <m:t>(</m:t>
+          </m:r>
+          <m:r>
+            <m:t>3</m:t>
+          </m:r>
+          <m:r>
+            <m:rPr>
+              <m:sty m:val="p"/>
+            </m:rPr>
+            <m:t>−</m:t>
+          </m:r>
+          <m:r>
+            <m:t>5</m:t>
+          </m:r>
+          <m:r>
+            <m:rPr>
+              <m:sty m:val="p"/>
+            </m:rPr>
+            <m:t>)</m:t>
+          </m:r>
         </m:oMath>
       </m:oMathPara>
     </w:p>
     <w:p>
       <w:pPr>
-        <w:pStyle w:val="Compact"/>
-        <w:numPr>
-          <w:ilvl w:val="0"/>
-          <w:numId w:val="1002"/>
-        </w:numPr>
-      </w:pPr>
-      <w:r>
-        <w:rPr>
-          <w:rFonts w:hint="eastAsia"/>
-        </w:rPr>
-        <w:t xml:space="preserve">反向传播：Adam</w:t>
-      </w:r>
-      <w:r>
-        <w:t xml:space="preserve"> </w:t>
-      </w:r>
-      <w:r>
-        <w:rPr>
-          <w:rFonts w:hint="eastAsia"/>
-        </w:rPr>
-        <w:t xml:space="preserve">优化器（学习率</w:t>
+        <w:pStyle w:val="FirstParagraph"/>
+      </w:pPr>
+      <w:r>
+        <w:rPr>
+          <w:rFonts w:hint="eastAsia"/>
+        </w:rPr>
+        <w:t xml:space="preserve">在反向传播与优化阶段，模型采用</w:t>
+      </w:r>
+      <w:r>
+        <w:t xml:space="preserve"> Adam </w:t>
+      </w:r>
+      <w:r>
+        <w:rPr>
+          <w:rFonts w:hint="eastAsia"/>
+        </w:rPr>
+        <w:t xml:space="preserve">优化器（设置初始学习率</w:t>
       </w:r>
       <w:r>
         <w:t xml:space="preserve"> </w:t>
@@ -7425,10 +7626,13 @@
         </m:sSup>
       </m:oMath>
       <w:r>
-        <w:rPr>
-          <w:rFonts w:hint="eastAsia"/>
-        </w:rPr>
-        <w:t xml:space="preserve">，权重衰减</w:t>
+        <w:t xml:space="preserve"> </w:t>
+      </w:r>
+      <w:r>
+        <w:rPr>
+          <w:rFonts w:hint="eastAsia"/>
+        </w:rPr>
+        <w:t xml:space="preserve">和权重衰减</w:t>
       </w:r>
       <w:r>
         <w:t xml:space="preserve"> </w:t>
@@ -7466,7 +7670,7 @@
         <w:rPr>
           <w:rFonts w:hint="eastAsia"/>
         </w:rPr>
-        <w:t xml:space="preserve">）+</w:t>
+        <w:t xml:space="preserve">），并配合</w:t>
       </w:r>
       <w:r>
         <w:t xml:space="preserve"> CosineAnnealingLR </w:t>
@@ -7475,7 +7679,10 @@
         <w:rPr>
           <w:rFonts w:hint="eastAsia"/>
         </w:rPr>
-        <w:t xml:space="preserve">学习率调度（</w:t>
+        <w:t xml:space="preserve">余弦退火学习率调度机制（周期</w:t>
+      </w:r>
+      <w:r>
+        <w:t xml:space="preserve"> </w:t>
       </w:r>
       <m:oMath>
         <m:sSub>
@@ -7507,7 +7714,10 @@
         <w:rPr>
           <w:rFonts w:hint="eastAsia"/>
         </w:rPr>
-        <w:t xml:space="preserve">，</w:t>
+        <w:t xml:space="preserve">，最小学习率</w:t>
+      </w:r>
+      <w:r>
+        <w:t xml:space="preserve"> </w:t>
       </w:r>
       <m:oMath>
         <m:sSub>
@@ -7548,7 +7758,7 @@
         <w:rPr>
           <w:rFonts w:hint="eastAsia"/>
         </w:rPr>
-        <w:t xml:space="preserve">），训练</w:t>
+        <w:t xml:space="preserve">）。经过</w:t>
       </w:r>
       <w:r>
         <w:t xml:space="preserve"> 80 </w:t>
@@ -7560,46 +7770,22 @@
         <w:t xml:space="preserve">个</w:t>
       </w:r>
       <w:r>
-        <w:t xml:space="preserve"> </w:t>
-      </w:r>
-      <w:r>
-        <w:rPr>
-          <w:rFonts w:hint="eastAsia"/>
-        </w:rPr>
-        <w:t xml:space="preserve">epoch，batch</w:t>
-      </w:r>
-      <w:r>
-        <w:t xml:space="preserve"> size </w:t>
-      </w:r>
-      <w:r>
-        <w:rPr>
-          <w:rFonts w:hint="eastAsia"/>
-        </w:rPr>
-        <w:t xml:space="preserve">为</w:t>
-      </w:r>
-      <w:r>
-        <w:t xml:space="preserve"> </w:t>
-      </w:r>
-      <w:r>
-        <w:rPr>
-          <w:rFonts w:hint="eastAsia"/>
-        </w:rPr>
-        <w:t xml:space="preserve">64；</w:t>
-      </w:r>
-    </w:p>
-    <w:p>
-      <w:pPr>
-        <w:pStyle w:val="Compact"/>
-        <w:numPr>
-          <w:ilvl w:val="0"/>
-          <w:numId w:val="1002"/>
-        </w:numPr>
-      </w:pPr>
-      <w:r>
-        <w:rPr>
-          <w:rFonts w:hint="eastAsia"/>
-        </w:rPr>
-        <w:t xml:space="preserve">推断与回填：训练完成后以</w:t>
+        <w:t xml:space="preserve"> epoch </w:t>
+      </w:r>
+      <w:r>
+        <w:rPr>
+          <w:rFonts w:hint="eastAsia"/>
+        </w:rPr>
+        <w:t xml:space="preserve">的迭代训练（批大小设定为</w:t>
+      </w:r>
+      <w:r>
+        <w:t xml:space="preserve"> </w:t>
+      </w:r>
+      <w:r>
+        <w:rPr>
+          <w:rFonts w:hint="eastAsia"/>
+        </w:rPr>
+        <w:t xml:space="preserve">64）后，网络参数达到收敛。在最终的推断与回填步骤中，再次以</w:t>
       </w:r>
       <w:r>
         <w:t xml:space="preserve"> </w:t>
@@ -7626,7 +7812,7 @@
         <w:rPr>
           <w:rFonts w:hint="eastAsia"/>
         </w:rPr>
-        <w:t xml:space="preserve">为输入前向推断，仅将网络输出中对应缺失位置（</w:t>
+        <w:t xml:space="preserve">为输入进行前向推断，但仅提取网络输出矩阵中对应原缺失位置（</w:t>
       </w:r>
       <m:oMath>
         <m:sSub>
@@ -7658,18 +7844,7 @@
         <w:rPr>
           <w:rFonts w:hint="eastAsia"/>
         </w:rPr>
-        <w:t xml:space="preserve">）的预测值回填，已知观测值保持原始数值不变。</w:t>
-      </w:r>
-    </w:p>
-    <w:p>
-      <w:pPr>
-        <w:pStyle w:val="FirstParagraph"/>
-      </w:pPr>
-      <w:r>
-        <w:rPr>
-          <w:rFonts w:hint="eastAsia"/>
-        </w:rPr>
-        <w:t xml:space="preserve">该策略的关键性质是：训练监督信号完全来自已知观测，缺失位置的填充由网络从数据整体非线性结构泛化推断，避免了”自学习缺失值”的循环依赖。</w:t>
+        <w:t xml:space="preserve">）的预测值进行回填，原有的已知观测值则保持数值不变。该策略的关键优势在于训练监督信号完全源自已知观测数据，使得缺失位置的估算纯粹基于网络对数据整体非线性结构的泛化推断，有效避免了模型“自学习缺失值”导致的循环依赖与次优解。</w:t>
       </w:r>
     </w:p>
     <w:bookmarkEnd w:id="43"/>
@@ -7924,6 +8099,33 @@
               </m:sSup>
             </m:e>
           </m:rad>
+          <m:r>
+            <m:t>  </m:t>
+          </m:r>
+          <m:r>
+            <m:rPr>
+              <m:sty m:val="p"/>
+            </m:rPr>
+            <m:t>(</m:t>
+          </m:r>
+          <m:r>
+            <m:t>3</m:t>
+          </m:r>
+          <m:r>
+            <m:rPr>
+              <m:sty m:val="p"/>
+            </m:rPr>
+            <m:t>−</m:t>
+          </m:r>
+          <m:r>
+            <m:t>6</m:t>
+          </m:r>
+          <m:r>
+            <m:rPr>
+              <m:sty m:val="p"/>
+            </m:rPr>
+            <m:t>)</m:t>
+          </m:r>
         </m:oMath>
       </m:oMathPara>
     </w:p>
@@ -8099,6 +8301,33 @@
               <m:sty m:val="p"/>
             </m:rPr>
             <m:t>|</m:t>
+          </m:r>
+          <m:r>
+            <m:t>  </m:t>
+          </m:r>
+          <m:r>
+            <m:rPr>
+              <m:sty m:val="p"/>
+            </m:rPr>
+            <m:t>(</m:t>
+          </m:r>
+          <m:r>
+            <m:t>3</m:t>
+          </m:r>
+          <m:r>
+            <m:rPr>
+              <m:sty m:val="p"/>
+            </m:rPr>
+            <m:t>−</m:t>
+          </m:r>
+          <m:r>
+            <m:t>7</m:t>
+          </m:r>
+          <m:r>
+            <m:rPr>
+              <m:sty m:val="p"/>
+            </m:rPr>
+            <m:t>)</m:t>
           </m:r>
         </m:oMath>
       </m:oMathPara>
@@ -8251,6 +8480,33 @@
               </m:f>
             </m:e>
           </m:nary>
+          <m:r>
+            <m:t>  </m:t>
+          </m:r>
+          <m:r>
+            <m:rPr>
+              <m:sty m:val="p"/>
+            </m:rPr>
+            <m:t>(</m:t>
+          </m:r>
+          <m:r>
+            <m:t>3</m:t>
+          </m:r>
+          <m:r>
+            <m:rPr>
+              <m:sty m:val="p"/>
+            </m:rPr>
+            <m:t>−</m:t>
+          </m:r>
+          <m:r>
+            <m:t>8</m:t>
+          </m:r>
+          <m:r>
+            <m:rPr>
+              <m:sty m:val="p"/>
+            </m:rPr>
+            <m:t>)</m:t>
+          </m:r>
         </m:oMath>
       </m:oMathPara>
     </w:p>
@@ -8719,7 +8975,10 @@
             </m:sub>
           </m:sSub>
           <m:r>
-            <m:t> </m:t>
+            <m:t>​</m:t>
+          </m:r>
+          <m:r>
+            <m:t>  </m:t>
           </m:r>
           <m:r>
             <m:rPr>
@@ -8732,10 +8991,9 @@
           </m:r>
           <m:r>
             <m:rPr>
-              <m:nor/>
               <m:sty m:val="p"/>
             </m:rPr>
-            <m:t>-</m:t>
+            <m:t>−</m:t>
           </m:r>
           <m:r>
             <m:t>9</m:t>
@@ -8996,7 +9254,7 @@
         <w:rPr>
           <w:rFonts w:hint="eastAsia"/>
         </w:rPr>
-        <w:t xml:space="preserve">方法的统计模型与公式见第二章</w:t>
+        <w:t xml:space="preserve">方法的统计模型与公式如第二章</w:t>
       </w:r>
       <w:r>
         <w:t xml:space="preserve"> 2.3.1 </w:t>
@@ -9005,7 +9263,7 @@
         <w:rPr>
           <w:rFonts w:hint="eastAsia"/>
         </w:rPr>
-        <w:t xml:space="preserve">节。本系统基于</w:t>
+        <w:t xml:space="preserve">节所述。尽管现有的</w:t>
       </w:r>
       <w:r>
         <w:t xml:space="preserve"> neuroCombat </w:t>
@@ -9023,7 +9281,16 @@
         <w:rPr>
           <w:rFonts w:hint="eastAsia"/>
         </w:rPr>
-        <w:t xml:space="preserve">等，2018）封装实现</w:t>
+        <w:t xml:space="preserve">等，2018）提供了核心算法实现，但在与</w:t>
+      </w:r>
+      <w:r>
+        <w:t xml:space="preserve"> Web </w:t>
+      </w:r>
+      <w:r>
+        <w:rPr>
+          <w:rFonts w:hint="eastAsia"/>
+        </w:rPr>
+        <w:t xml:space="preserve">平台工作流对接时面临格式兼容与异常阻断的问题。为此，本系统专门封装实现了</w:t>
       </w:r>
       <w:r>
         <w:t xml:space="preserve"> run_combat_safe() </w:t>
@@ -9032,31 +9299,16 @@
         <w:rPr>
           <w:rFonts w:hint="eastAsia"/>
         </w:rPr>
-        <w:t xml:space="preserve">函数，封装重点解决了三类工程问题：</w:t>
-      </w:r>
-    </w:p>
-    <w:p>
-      <w:pPr>
-        <w:pStyle w:val="Compact"/>
-        <w:numPr>
-          <w:ilvl w:val="0"/>
-          <w:numId w:val="1003"/>
-        </w:numPr>
-      </w:pPr>
-      <w:r>
-        <w:rPr>
-          <w:rFonts w:hint="eastAsia"/>
-        </w:rPr>
-        <w:t xml:space="preserve">矩阵方向适配：neuroCombat</w:t>
-      </w:r>
-      <w:r>
-        <w:t xml:space="preserve"> </w:t>
-      </w:r>
-      <w:r>
-        <w:rPr>
-          <w:rFonts w:hint="eastAsia"/>
-        </w:rPr>
-        <w:t xml:space="preserve">要求输入矩阵格式为”特征</w:t>
+        <w:t xml:space="preserve">函数。首先，在矩阵方向适配方面，由于</w:t>
+      </w:r>
+      <w:r>
+        <w:t xml:space="preserve"> neuroCombat </w:t>
+      </w:r>
+      <w:r>
+        <w:rPr>
+          <w:rFonts w:hint="eastAsia"/>
+        </w:rPr>
+        <w:t xml:space="preserve">强制要求输入矩阵呈现“特征</w:t>
       </w:r>
       <w:r>
         <w:t xml:space="preserve"> × </w:t>
@@ -9065,7 +9317,7 @@
         <w:rPr>
           <w:rFonts w:hint="eastAsia"/>
         </w:rPr>
-        <w:t xml:space="preserve">样本”，本系统数据流统一采用”样本</w:t>
+        <w:t xml:space="preserve">样本”的格式，而本平台上下游数据流统一遵循机器学习标准的“样本</w:t>
       </w:r>
       <w:r>
         <w:t xml:space="preserve"> × </w:t>
@@ -9074,65 +9326,36 @@
         <w:rPr>
           <w:rFonts w:hint="eastAsia"/>
         </w:rPr>
-        <w:t xml:space="preserve">特征”，封装层在调用前后自动完成矩阵转置；</w:t>
-      </w:r>
-    </w:p>
-    <w:p>
-      <w:pPr>
-        <w:pStyle w:val="Compact"/>
-        <w:numPr>
-          <w:ilvl w:val="0"/>
-          <w:numId w:val="1003"/>
-        </w:numPr>
-      </w:pPr>
-      <w:r>
-        <w:rPr>
-          <w:rFonts w:hint="eastAsia"/>
-        </w:rPr>
-        <w:t xml:space="preserve">异常输入降级：检测到任一批次样本数</w:t>
-      </w:r>
-      <w:r>
-        <w:t xml:space="preserve"> </w:t>
-      </w:r>
-      <m:oMath>
-        <m:r>
-          <m:rPr>
-            <m:sty m:val="p"/>
-          </m:rPr>
-          <m:t>&lt;</m:t>
-        </m:r>
-        <m:r>
-          <m:t>2</m:t>
-        </m:r>
-      </m:oMath>
-      <w:r>
-        <w:rPr>
-          <w:rFonts w:hint="eastAsia"/>
-        </w:rPr>
-        <w:t xml:space="preserve">、批次数</w:t>
-      </w:r>
-      <w:r>
-        <w:t xml:space="preserve"> </w:t>
-      </w:r>
-      <m:oMath>
-        <m:r>
-          <m:rPr>
-            <m:sty m:val="p"/>
-          </m:rPr>
-          <m:t>&lt;</m:t>
-        </m:r>
-        <m:r>
-          <m:t>2</m:t>
-        </m:r>
-      </m:oMath>
-      <w:r>
-        <w:t xml:space="preserve"> </w:t>
-      </w:r>
-      <w:r>
-        <w:rPr>
-          <w:rFonts w:hint="eastAsia"/>
-        </w:rPr>
-        <w:t xml:space="preserve">或全特征恒定等异常输入时，记录警告并直接回退到</w:t>
+        <w:t xml:space="preserve">特征”结构，因此封装层在库函数调用前后加入了自动转置逻辑，消除了格式错位。</w:t>
+      </w:r>
+    </w:p>
+    <w:p>
+      <w:pPr>
+        <w:pStyle w:val="BodyText"/>
+      </w:pPr>
+      <w:r>
+        <w:rPr>
+          <w:rFonts w:hint="eastAsia"/>
+        </w:rPr>
+        <w:t xml:space="preserve">其次，针对异常输入导致的服务中断隐患，封装函数引入了完备的降级机制。当检测到输入数据存在任一批次样本数不足</w:t>
+      </w:r>
+      <w:r>
+        <w:t xml:space="preserve"> 2 </w:t>
+      </w:r>
+      <w:r>
+        <w:rPr>
+          <w:rFonts w:hint="eastAsia"/>
+        </w:rPr>
+        <w:t xml:space="preserve">个、有效批次数少于</w:t>
+      </w:r>
+      <w:r>
+        <w:t xml:space="preserve"> 2 </w:t>
+      </w:r>
+      <w:r>
+        <w:rPr>
+          <w:rFonts w:hint="eastAsia"/>
+        </w:rPr>
+        <w:t xml:space="preserve">个，或检测到全特征恒定等极端退化条件时，系统会主动记录警告日志，并平滑回退至前述的</w:t>
       </w:r>
       <w:r>
         <w:t xml:space="preserve"> Baseline </w:t>
@@ -9141,16 +9364,7 @@
         <w:rPr>
           <w:rFonts w:hint="eastAsia"/>
         </w:rPr>
-        <w:t xml:space="preserve">方法或返回原矩阵，避免</w:t>
-      </w:r>
-      <w:r>
-        <w:t xml:space="preserve"> neuroCombat </w:t>
-      </w:r>
-      <w:r>
-        <w:rPr>
-          <w:rFonts w:hint="eastAsia"/>
-        </w:rPr>
-        <w:t xml:space="preserve">抛出未捕获异常导致</w:t>
+        <w:t xml:space="preserve">对齐方法或直接返回原始矩阵。这避免了底层数学库抛出未捕获异常进而导致整个</w:t>
       </w:r>
       <w:r>
         <w:t xml:space="preserve"> Web </w:t>
@@ -9159,22 +9373,7 @@
         <w:rPr>
           <w:rFonts w:hint="eastAsia"/>
         </w:rPr>
-        <w:t xml:space="preserve">接口崩溃；</w:t>
-      </w:r>
-    </w:p>
-    <w:p>
-      <w:pPr>
-        <w:pStyle w:val="Compact"/>
-        <w:numPr>
-          <w:ilvl w:val="0"/>
-          <w:numId w:val="1003"/>
-        </w:numPr>
-      </w:pPr>
-      <w:r>
-        <w:rPr>
-          <w:rFonts w:hint="eastAsia"/>
-        </w:rPr>
-        <w:t xml:space="preserve">协变量可选传入：通过可选参数</w:t>
+        <w:t xml:space="preserve">接口崩溃的风险。最后，在参数扩展方面，该函数通过可选的</w:t>
       </w:r>
       <w:r>
         <w:t xml:space="preserve"> </w:t>
@@ -9192,7 +9391,7 @@
         <w:rPr>
           <w:rFonts w:hint="eastAsia"/>
         </w:rPr>
-        <w:t xml:space="preserve">支持生物学分组标签的显式传入，以经验</w:t>
+        <w:t xml:space="preserve">参数，支持显式传入用户的生物学分组标签。这使得算法在执行经验</w:t>
       </w:r>
       <w:r>
         <w:t xml:space="preserve"> Bayes </w:t>
@@ -9201,15 +9400,10 @@
         <w:rPr>
           <w:rFonts w:hint="eastAsia"/>
         </w:rPr>
-        <w:t xml:space="preserve">收缩同时估计协变量效应，保护真实生物学差异不被过度校正。</w:t>
-      </w:r>
-    </w:p>
-    <w:p>
-      <w:pPr>
-        <w:pStyle w:val="FirstParagraph"/>
-      </w:pPr>
-      <w:r>
-        <w:t xml:space="preserve">run_combat_safe() </w:t>
+        <w:t xml:space="preserve">收缩时能同步估计协变量效应，进而确保真实的生物学组间差异在校正过程中得到妥善保护而未被抹除。run_combat_safe()</w:t>
+      </w:r>
+      <w:r>
+        <w:t xml:space="preserve"> </w:t>
       </w:r>
       <w:r>
         <w:rPr>
@@ -9619,6 +9813,33 @@
               </m:r>
             </m:den>
           </m:f>
+          <m:r>
+            <m:t>  </m:t>
+          </m:r>
+          <m:r>
+            <m:rPr>
+              <m:sty m:val="p"/>
+            </m:rPr>
+            <m:t>(</m:t>
+          </m:r>
+          <m:r>
+            <m:t>3</m:t>
+          </m:r>
+          <m:r>
+            <m:rPr>
+              <m:sty m:val="p"/>
+            </m:rPr>
+            <m:t>−</m:t>
+          </m:r>
+          <m:r>
+            <m:t>10</m:t>
+          </m:r>
+          <m:r>
+            <m:rPr>
+              <m:sty m:val="p"/>
+            </m:rPr>
+            <m:t>)</m:t>
+          </m:r>
         </m:oMath>
       </m:oMathPara>
     </w:p>
@@ -9932,10 +10153,10 @@
                     </m:sup>
                   </m:sSup>
                   <m:r>
-                    <m:t>e</m:t>
-                  </m:r>
-                  <m:r>
-                    <m:t>q</m:t>
+                    <m:rPr>
+                      <m:sty m:val="p"/>
+                    </m:rPr>
+                    <m:t>≠</m:t>
                   </m:r>
                   <m:r>
                     <m:t>b</m:t>
@@ -10034,6 +10255,33 @@
               </m:r>
             </m:sub>
           </m:sSub>
+          <m:r>
+            <m:t>  </m:t>
+          </m:r>
+          <m:r>
+            <m:rPr>
+              <m:sty m:val="p"/>
+            </m:rPr>
+            <m:t>(</m:t>
+          </m:r>
+          <m:r>
+            <m:t>3</m:t>
+          </m:r>
+          <m:r>
+            <m:rPr>
+              <m:sty m:val="p"/>
+            </m:rPr>
+            <m:t>−</m:t>
+          </m:r>
+          <m:r>
+            <m:t>11</m:t>
+          </m:r>
+          <m:r>
+            <m:rPr>
+              <m:sty m:val="p"/>
+            </m:rPr>
+            <m:t>)</m:t>
+          </m:r>
         </m:oMath>
       </m:oMathPara>
     </w:p>
@@ -10453,6 +10701,33 @@
               </m:rad>
             </m:den>
           </m:f>
+          <m:r>
+            <m:t>  </m:t>
+          </m:r>
+          <m:r>
+            <m:rPr>
+              <m:sty m:val="p"/>
+            </m:rPr>
+            <m:t>(</m:t>
+          </m:r>
+          <m:r>
+            <m:t>3</m:t>
+          </m:r>
+          <m:r>
+            <m:rPr>
+              <m:sty m:val="p"/>
+            </m:rPr>
+            <m:t>−</m:t>
+          </m:r>
+          <m:r>
+            <m:t>12</m:t>
+          </m:r>
+          <m:r>
+            <m:rPr>
+              <m:sty m:val="p"/>
+            </m:rPr>
+            <m:t>)</m:t>
+          </m:r>
         </m:oMath>
       </m:oMathPara>
     </w:p>
@@ -10766,6 +11041,33 @@
               </m:r>
             </m:den>
           </m:f>
+          <m:r>
+            <m:t>  </m:t>
+          </m:r>
+          <m:r>
+            <m:rPr>
+              <m:sty m:val="p"/>
+            </m:rPr>
+            <m:t>(</m:t>
+          </m:r>
+          <m:r>
+            <m:t>3</m:t>
+          </m:r>
+          <m:r>
+            <m:rPr>
+              <m:sty m:val="p"/>
+            </m:rPr>
+            <m:t>−</m:t>
+          </m:r>
+          <m:r>
+            <m:t>13</m:t>
+          </m:r>
+          <m:r>
+            <m:rPr>
+              <m:sty m:val="p"/>
+            </m:rPr>
+            <m:t>)</m:t>
+          </m:r>
         </m:oMath>
       </m:oMathPara>
     </w:p>
@@ -11300,6 +11602,33 @@
               </m:f>
             </m:e>
           </m:nary>
+          <m:r>
+            <m:t>  </m:t>
+          </m:r>
+          <m:r>
+            <m:rPr>
+              <m:sty m:val="p"/>
+            </m:rPr>
+            <m:t>(</m:t>
+          </m:r>
+          <m:r>
+            <m:t>3</m:t>
+          </m:r>
+          <m:r>
+            <m:rPr>
+              <m:sty m:val="p"/>
+            </m:rPr>
+            <m:t>−</m:t>
+          </m:r>
+          <m:r>
+            <m:t>14</m:t>
+          </m:r>
+          <m:r>
+            <m:rPr>
+              <m:sty m:val="p"/>
+            </m:rPr>
+            <m:t>)</m:t>
+          </m:r>
         </m:oMath>
       </m:oMathPara>
     </w:p>
@@ -13975,9 +14304,6 @@
         <w:t xml:space="preserve"> </w:t>
       </w:r>
       <w:r>
-        <w:t xml:space="preserve"> </w:t>
-      </w:r>
-      <w:r>
         <w:t xml:space="preserve"># </w:t>
       </w:r>
       <w:r>
@@ -16550,9 +16876,6 @@
           <w:rFonts w:hint="eastAsia"/>
         </w:rPr>
         <w:t xml:space="preserve">四个数据集上分别运行了完整的处理流程，验证了系统的通用性。</w:t>
-      </w:r>
-      <w:r>
-        <w:t xml:space="preserve"> </w:t>
       </w:r>
       <w:r>
         <w:t xml:space="preserve"> </w:t>
@@ -17982,268 +18305,8 @@
       </w:pPr>
     </w:lvl>
   </w:abstractNum>
-  <w:abstractNum w:abstractNumId="99411">
-    <w:nsid w:val="00A99411"/>
-    <w:multiLevelType w:val="multilevel"/>
-    <w:lvl w:ilvl="0">
-      <w:start w:val="1"/>
-      <w:numFmt w:val="decimal"/>
-      <w:lvlText w:val="%1."/>
-      <w:lvlJc w:val="left"/>
-      <w:pPr>
-        <w:ind w:left="720" w:hanging="360"/>
-      </w:pPr>
-    </w:lvl>
-    <w:lvl w:ilvl="1">
-      <w:start w:val="1"/>
-      <w:numFmt w:val="decimal"/>
-      <w:lvlText w:val="%2."/>
-      <w:lvlJc w:val="left"/>
-      <w:pPr>
-        <w:ind w:left="1440" w:hanging="360"/>
-      </w:pPr>
-    </w:lvl>
-    <w:lvl w:ilvl="2">
-      <w:start w:val="1"/>
-      <w:numFmt w:val="decimal"/>
-      <w:lvlText w:val="%3."/>
-      <w:lvlJc w:val="left"/>
-      <w:pPr>
-        <w:ind w:left="2160" w:hanging="360"/>
-      </w:pPr>
-    </w:lvl>
-    <w:lvl w:ilvl="3">
-      <w:start w:val="1"/>
-      <w:numFmt w:val="decimal"/>
-      <w:lvlText w:val="%4."/>
-      <w:lvlJc w:val="left"/>
-      <w:pPr>
-        <w:ind w:left="2880" w:hanging="360"/>
-      </w:pPr>
-    </w:lvl>
-    <w:lvl w:ilvl="4">
-      <w:start w:val="1"/>
-      <w:numFmt w:val="decimal"/>
-      <w:lvlText w:val="%5."/>
-      <w:lvlJc w:val="left"/>
-      <w:pPr>
-        <w:ind w:left="3600" w:hanging="360"/>
-      </w:pPr>
-    </w:lvl>
-    <w:lvl w:ilvl="5">
-      <w:start w:val="1"/>
-      <w:numFmt w:val="decimal"/>
-      <w:lvlText w:val="%6."/>
-      <w:lvlJc w:val="left"/>
-      <w:pPr>
-        <w:ind w:left="4320" w:hanging="360"/>
-      </w:pPr>
-    </w:lvl>
-    <w:lvl w:ilvl="6">
-      <w:start w:val="1"/>
-      <w:numFmt w:val="decimal"/>
-      <w:lvlText w:val="%7."/>
-      <w:lvlJc w:val="left"/>
-      <w:pPr>
-        <w:ind w:left="5040" w:hanging="360"/>
-      </w:pPr>
-    </w:lvl>
-    <w:lvl w:ilvl="7">
-      <w:start w:val="1"/>
-      <w:numFmt w:val="decimal"/>
-      <w:lvlText w:val="%8."/>
-      <w:lvlJc w:val="left"/>
-      <w:pPr>
-        <w:ind w:left="5760" w:hanging="360"/>
-      </w:pPr>
-    </w:lvl>
-    <w:lvl w:ilvl="8">
-      <w:start w:val="1"/>
-      <w:numFmt w:val="decimal"/>
-      <w:lvlText w:val="%9."/>
-      <w:lvlJc w:val="left"/>
-      <w:pPr>
-        <w:ind w:left="6480" w:hanging="360"/>
-      </w:pPr>
-    </w:lvl>
-  </w:abstractNum>
-  <w:abstractNum w:abstractNumId="99414">
-    <w:nsid w:val="00A99414"/>
-    <w:multiLevelType w:val="multilevel"/>
-    <w:lvl w:ilvl="0">
-      <w:start w:val="4"/>
-      <w:numFmt w:val="decimal"/>
-      <w:lvlText w:val="%1."/>
-      <w:lvlJc w:val="left"/>
-      <w:pPr>
-        <w:ind w:left="720" w:hanging="360"/>
-      </w:pPr>
-    </w:lvl>
-    <w:lvl w:ilvl="1">
-      <w:start w:val="4"/>
-      <w:numFmt w:val="decimal"/>
-      <w:lvlText w:val="%2."/>
-      <w:lvlJc w:val="left"/>
-      <w:pPr>
-        <w:ind w:left="1440" w:hanging="360"/>
-      </w:pPr>
-    </w:lvl>
-    <w:lvl w:ilvl="2">
-      <w:start w:val="4"/>
-      <w:numFmt w:val="decimal"/>
-      <w:lvlText w:val="%3."/>
-      <w:lvlJc w:val="left"/>
-      <w:pPr>
-        <w:ind w:left="2160" w:hanging="360"/>
-      </w:pPr>
-    </w:lvl>
-    <w:lvl w:ilvl="3">
-      <w:start w:val="4"/>
-      <w:numFmt w:val="decimal"/>
-      <w:lvlText w:val="%4."/>
-      <w:lvlJc w:val="left"/>
-      <w:pPr>
-        <w:ind w:left="2880" w:hanging="360"/>
-      </w:pPr>
-    </w:lvl>
-    <w:lvl w:ilvl="4">
-      <w:start w:val="4"/>
-      <w:numFmt w:val="decimal"/>
-      <w:lvlText w:val="%5."/>
-      <w:lvlJc w:val="left"/>
-      <w:pPr>
-        <w:ind w:left="3600" w:hanging="360"/>
-      </w:pPr>
-    </w:lvl>
-    <w:lvl w:ilvl="5">
-      <w:start w:val="4"/>
-      <w:numFmt w:val="decimal"/>
-      <w:lvlText w:val="%6."/>
-      <w:lvlJc w:val="left"/>
-      <w:pPr>
-        <w:ind w:left="4320" w:hanging="360"/>
-      </w:pPr>
-    </w:lvl>
-    <w:lvl w:ilvl="6">
-      <w:start w:val="4"/>
-      <w:numFmt w:val="decimal"/>
-      <w:lvlText w:val="%7."/>
-      <w:lvlJc w:val="left"/>
-      <w:pPr>
-        <w:ind w:left="5040" w:hanging="360"/>
-      </w:pPr>
-    </w:lvl>
-    <w:lvl w:ilvl="7">
-      <w:start w:val="4"/>
-      <w:numFmt w:val="decimal"/>
-      <w:lvlText w:val="%8."/>
-      <w:lvlJc w:val="left"/>
-      <w:pPr>
-        <w:ind w:left="5760" w:hanging="360"/>
-      </w:pPr>
-    </w:lvl>
-    <w:lvl w:ilvl="8">
-      <w:start w:val="4"/>
-      <w:numFmt w:val="decimal"/>
-      <w:lvlText w:val="%9."/>
-      <w:lvlJc w:val="left"/>
-      <w:pPr>
-        <w:ind w:left="6480" w:hanging="360"/>
-      </w:pPr>
-    </w:lvl>
-  </w:abstractNum>
   <w:num w:numId="1000">
     <w:abstractNumId w:val="990"/>
-  </w:num>
-  <w:num w:numId="1001">
-    <w:abstractNumId w:val="99411"/>
-    <w:lvlOverride w:ilvl="0">
-      <w:startOverride w:val="1"/>
-    </w:lvlOverride>
-    <w:lvlOverride w:ilvl="1">
-      <w:startOverride w:val="1"/>
-    </w:lvlOverride>
-    <w:lvlOverride w:ilvl="2">
-      <w:startOverride w:val="1"/>
-    </w:lvlOverride>
-    <w:lvlOverride w:ilvl="3">
-      <w:startOverride w:val="1"/>
-    </w:lvlOverride>
-    <w:lvlOverride w:ilvl="4">
-      <w:startOverride w:val="1"/>
-    </w:lvlOverride>
-    <w:lvlOverride w:ilvl="5">
-      <w:startOverride w:val="1"/>
-    </w:lvlOverride>
-    <w:lvlOverride w:ilvl="6">
-      <w:startOverride w:val="1"/>
-    </w:lvlOverride>
-    <w:lvlOverride w:ilvl="7">
-      <w:startOverride w:val="1"/>
-    </w:lvlOverride>
-    <w:lvlOverride w:ilvl="8">
-      <w:startOverride w:val="1"/>
-    </w:lvlOverride>
-  </w:num>
-  <w:num w:numId="1002">
-    <w:abstractNumId w:val="99414"/>
-    <w:lvlOverride w:ilvl="0">
-      <w:startOverride w:val="4"/>
-    </w:lvlOverride>
-    <w:lvlOverride w:ilvl="1">
-      <w:startOverride w:val="4"/>
-    </w:lvlOverride>
-    <w:lvlOverride w:ilvl="2">
-      <w:startOverride w:val="4"/>
-    </w:lvlOverride>
-    <w:lvlOverride w:ilvl="3">
-      <w:startOverride w:val="4"/>
-    </w:lvlOverride>
-    <w:lvlOverride w:ilvl="4">
-      <w:startOverride w:val="4"/>
-    </w:lvlOverride>
-    <w:lvlOverride w:ilvl="5">
-      <w:startOverride w:val="4"/>
-    </w:lvlOverride>
-    <w:lvlOverride w:ilvl="6">
-      <w:startOverride w:val="4"/>
-    </w:lvlOverride>
-    <w:lvlOverride w:ilvl="7">
-      <w:startOverride w:val="4"/>
-    </w:lvlOverride>
-    <w:lvlOverride w:ilvl="8">
-      <w:startOverride w:val="4"/>
-    </w:lvlOverride>
-  </w:num>
-  <w:num w:numId="1003">
-    <w:abstractNumId w:val="99411"/>
-    <w:lvlOverride w:ilvl="0">
-      <w:startOverride w:val="1"/>
-    </w:lvlOverride>
-    <w:lvlOverride w:ilvl="1">
-      <w:startOverride w:val="1"/>
-    </w:lvlOverride>
-    <w:lvlOverride w:ilvl="2">
-      <w:startOverride w:val="1"/>
-    </w:lvlOverride>
-    <w:lvlOverride w:ilvl="3">
-      <w:startOverride w:val="1"/>
-    </w:lvlOverride>
-    <w:lvlOverride w:ilvl="4">
-      <w:startOverride w:val="1"/>
-    </w:lvlOverride>
-    <w:lvlOverride w:ilvl="5">
-      <w:startOverride w:val="1"/>
-    </w:lvlOverride>
-    <w:lvlOverride w:ilvl="6">
-      <w:startOverride w:val="1"/>
-    </w:lvlOverride>
-    <w:lvlOverride w:ilvl="7">
-      <w:startOverride w:val="1"/>
-    </w:lvlOverride>
-    <w:lvlOverride w:ilvl="8">
-      <w:startOverride w:val="1"/>
-    </w:lvlOverride>
   </w:num>
 </w:numbering>
 </file>
